--- a/missing_analysis/2000 missing/IUPAC_MAR_Analysis_Report.docx
+++ b/missing_analysis/2000 missing/IUPAC_MAR_Analysis_Report.docx
@@ -53,7 +53,7 @@
           </w:tcPr>
           <w:p>
             <w:r>
-              <w:t>2026-04-26 19:21:42</w:t>
+              <w:t>2026-04-27 03:56:54</w:t>
             </w:r>
           </w:p>
         </w:tc>
@@ -203,7 +203,7 @@
         <w:t xml:space="preserve">• MAR Supported: </w:t>
       </w:r>
       <w:r>
-        <w:t>0 out of 2 variables</w:t>
+        <w:t>2 out of 2 variables</w:t>
         <w:br/>
       </w:r>
       <w:r>
@@ -213,7 +213,7 @@
         <w:t xml:space="preserve">• Average MAR Score: </w:t>
       </w:r>
       <w:r>
-        <w:t>25.8/100 (Minimal)</w:t>
+        <w:t>3.5/100 (No)</w:t>
         <w:br/>
       </w:r>
     </w:p>
@@ -744,7 +744,7 @@
           </w:tcPr>
           <w:p>
             <w:r>
-              <w:t>37.0/100</w:t>
+              <w:t>4.0/100</w:t>
             </w:r>
           </w:p>
         </w:tc>
@@ -769,7 +769,7 @@
           </w:tcPr>
           <w:p>
             <w:r>
-              <w:t>C (Weak MAR Evidence)</w:t>
+              <w:t>Not available</w:t>
             </w:r>
           </w:p>
         </w:tc>
@@ -794,7 +794,7 @@
           </w:tcPr>
           <w:p>
             <w:r>
-              <w:t>No</w:t>
+              <w:t>Yes</w:t>
             </w:r>
           </w:p>
         </w:tc>
@@ -819,7 +819,7 @@
           </w:tcPr>
           <w:p>
             <w:r>
-              <w:t>Low (50-70%)</w:t>
+              <w:t>Not available</w:t>
             </w:r>
           </w:p>
         </w:tc>
@@ -844,7 +844,7 @@
           </w:tcPr>
           <w:p>
             <w:r>
-              <w:t>Consider MCAR or MNAR; conduct sensitivity analysis</w:t>
+              <w:t>Likely MAR - use imputation methods with caution</w:t>
             </w:r>
           </w:p>
         </w:tc>
@@ -942,7 +942,7 @@
           </w:tcPr>
           <w:p>
             <w:r>
-              <w:t>continuous</w:t>
+              <w:t>numeric</w:t>
             </w:r>
           </w:p>
         </w:tc>
@@ -952,7 +952,7 @@
           </w:tcPr>
           <w:p>
             <w:r>
-              <w:t>Negligible (0.047)</w:t>
+              <w:t>N/A (0.047)</w:t>
             </w:r>
           </w:p>
         </w:tc>
@@ -984,7 +984,7 @@
           </w:tcPr>
           <w:p>
             <w:r>
-              <w:t>continuous</w:t>
+              <w:t>numeric</w:t>
             </w:r>
           </w:p>
         </w:tc>
@@ -994,7 +994,7 @@
           </w:tcPr>
           <w:p>
             <w:r>
-              <w:t>Negligible (0.028)</w:t>
+              <w:t>N/A (0.028)</w:t>
             </w:r>
           </w:p>
         </w:tc>
@@ -1074,7 +1074,7 @@
           </w:tcPr>
           <w:p>
             <w:r>
-              <w:t>14.6/100</w:t>
+              <w:t>3.0/100</w:t>
             </w:r>
           </w:p>
         </w:tc>
@@ -1099,7 +1099,7 @@
           </w:tcPr>
           <w:p>
             <w:r>
-              <w:t>F (No MAR Evidence)</w:t>
+              <w:t>Not available</w:t>
             </w:r>
           </w:p>
         </w:tc>
@@ -1124,7 +1124,7 @@
           </w:tcPr>
           <w:p>
             <w:r>
-              <w:t>No</w:t>
+              <w:t>Yes</w:t>
             </w:r>
           </w:p>
         </w:tc>
@@ -1149,7 +1149,7 @@
           </w:tcPr>
           <w:p>
             <w:r>
-              <w:t>Negligible (&lt;30%)</w:t>
+              <w:t>Not available</w:t>
             </w:r>
           </w:p>
         </w:tc>
@@ -1174,7 +1174,7 @@
           </w:tcPr>
           <w:p>
             <w:r>
-              <w:t>Data likely MCAR; simple imputation methods may suffice</w:t>
+              <w:t>Likely MAR - use imputation methods with caution</w:t>
             </w:r>
           </w:p>
         </w:tc>
@@ -1272,7 +1272,7 @@
           </w:tcPr>
           <w:p>
             <w:r>
-              <w:t>continuous</w:t>
+              <w:t>numeric</w:t>
             </w:r>
           </w:p>
         </w:tc>
@@ -1282,7 +1282,7 @@
           </w:tcPr>
           <w:p>
             <w:r>
-              <w:t>Negligible (0.007)</w:t>
+              <w:t>N/A (0.007)</w:t>
             </w:r>
           </w:p>
         </w:tc>
@@ -1317,12 +1317,12 @@
         <w:pStyle w:val="Heading2"/>
       </w:pPr>
       <w:r>
-        <w:t>5.2 For Non-MAR Variables</w:t>
+        <w:t>5.1 For MAR Variables</w:t>
       </w:r>
     </w:p>
     <w:p>
       <w:r>
-        <w:t>2 variable(s) show no significant MAR evidence. These require additional investigation:</w:t>
+        <w:t>The following 2 variable(s) demonstrate MAR patterns and should be handled using model-based methods:</w:t>
       </w:r>
     </w:p>
     <w:p>
@@ -1330,7 +1330,12 @@
         <w:pStyle w:val="ListBullet"/>
       </w:pPr>
       <w:r>
-        <w:t>Little's MCAR Test for MCAR confirmation</w:t>
+        <w:t>Birth_Order, Race_of_Mother</w:t>
+      </w:r>
+    </w:p>
+    <w:p>
+      <w:r>
+        <w:t>Recommended Methods (IUPAC-endorsed):</w:t>
       </w:r>
     </w:p>
     <w:p>
@@ -1338,7 +1343,7 @@
         <w:pStyle w:val="ListBullet"/>
       </w:pPr>
       <w:r>
-        <w:t>Sensitivity Analysis for MNAR assessment</w:t>
+        <w:t>Multiple Imputation by Chained Equations (MICE)</w:t>
       </w:r>
     </w:p>
     <w:p>
@@ -1346,7 +1351,15 @@
         <w:pStyle w:val="ListBullet"/>
       </w:pPr>
       <w:r>
-        <w:t>Pattern-Mixture Models for robust inference</w:t>
+        <w:t>Full Information Maximum Likelihood (FIML)</w:t>
+      </w:r>
+    </w:p>
+    <w:p>
+      <w:pPr>
+        <w:pStyle w:val="ListBullet"/>
+      </w:pPr>
+      <w:r>
+        <w:t>Expectation-Maximization (EM) Algorithm</w:t>
       </w:r>
     </w:p>
     <w:p>
@@ -1359,14 +1372,14 @@
     </w:p>
     <w:p>
       <w:r>
-        <w:t>The MAR analysis indicates minimal evidence of systematic missingness (average score: 25.8/100). Further investigation into MCAR or MNAR mechanisms is advised.</w:t>
+        <w:t>The MAR analysis indicates no evidence of systematic missingness (average score: 3.5/100). Further investigation into MCAR or MNAR mechanisms is advised.</w:t>
       </w:r>
     </w:p>
     <w:p>
       <w:r>
         <w:drawing>
           <wp:inline xmlns:a="http://schemas.openxmlformats.org/drawingml/2006/main" xmlns:pic="http://schemas.openxmlformats.org/drawingml/2006/picture">
-            <wp:extent cx="5486400" cy="2252053"/>
+            <wp:extent cx="5486400" cy="2229576"/>
             <wp:docPr id="1" name="Picture 1"/>
             <wp:cNvGraphicFramePr>
               <a:graphicFrameLocks noChangeAspect="1"/>
@@ -1387,7 +1400,7 @@
                   <pic:spPr>
                     <a:xfrm>
                       <a:off x="0" y="0"/>
-                      <a:ext cx="5486400" cy="2252053"/>
+                      <a:ext cx="5486400" cy="2229576"/>
                     </a:xfrm>
                     <a:prstGeom prst="rect"/>
                   </pic:spPr>
